--- a/manual de uso/Manual de uso administracion.docx
+++ b/manual de uso/Manual de uso administracion.docx
@@ -7,13 +7,7 @@
         <w:pStyle w:val="Ttulo"/>
       </w:pPr>
       <w:r>
-        <w:t xml:space="preserve">Manual de uso </w:t>
-      </w:r>
-      <w:r>
-        <w:t>para administración</w:t>
-      </w:r>
-      <w:r>
-        <w:t xml:space="preserve"> para sistema de inventario y generación de planillas </w:t>
+        <w:t xml:space="preserve">Manual de uso para administración para sistema de inventario y generación de planillas </w:t>
       </w:r>
       <w:proofErr w:type="spellStart"/>
       <w:r>
@@ -33,7 +27,13 @@
     <w:sdt>
       <w:sdtPr>
         <w:rPr>
-          <w:lang w:val="es-MX"/>
+          <w:rFonts w:asciiTheme="minorHAnsi" w:eastAsiaTheme="minorHAnsi" w:hAnsiTheme="minorHAnsi" w:cstheme="minorBidi"/>
+          <w:color w:val="auto"/>
+          <w:kern w:val="2"/>
+          <w:sz w:val="24"/>
+          <w:szCs w:val="24"/>
+          <w:lang w:val="es-MX" w:eastAsia="en-US"/>
+          <w14:ligatures w14:val="standardContextual"/>
         </w:rPr>
         <w:id w:val="312299453"/>
         <w:docPartObj>
@@ -43,15 +43,8 @@
       </w:sdtPr>
       <w:sdtEndPr>
         <w:rPr>
-          <w:rFonts w:asciiTheme="minorHAnsi" w:eastAsiaTheme="minorHAnsi" w:hAnsiTheme="minorHAnsi" w:cstheme="minorBidi"/>
           <w:b/>
           <w:bCs/>
-          <w:color w:val="auto"/>
-          <w:kern w:val="2"/>
-          <w:sz w:val="24"/>
-          <w:szCs w:val="24"/>
-          <w:lang w:eastAsia="en-US"/>
-          <w14:ligatures w14:val="standardContextual"/>
         </w:rPr>
       </w:sdtEndPr>
       <w:sdtContent>
@@ -95,7 +88,7 @@
           <w:r>
             <w:fldChar w:fldCharType="separate"/>
           </w:r>
-          <w:hyperlink w:anchor="_Toc243475732" w:history="1">
+          <w:hyperlink w:anchor="_Toc243486518" w:history="1">
             <w:r>
               <w:rPr>
                 <w:rStyle w:val="Hipervnculo"/>
@@ -124,7 +117,7 @@
                 <w:noProof/>
                 <w:webHidden/>
               </w:rPr>
-              <w:instrText xml:space="preserve"> PAGEREF _Toc243475732 \h </w:instrText>
+              <w:instrText xml:space="preserve"> PAGEREF _Toc243486518 \h </w:instrText>
             </w:r>
             <w:r>
               <w:rPr>
@@ -167,7 +160,7 @@
               <w:lang w:eastAsia="es-CL"/>
             </w:rPr>
           </w:pPr>
-          <w:hyperlink w:anchor="_Toc243475733" w:history="1">
+          <w:hyperlink w:anchor="_Toc243486519" w:history="1">
             <w:r>
               <w:rPr>
                 <w:rStyle w:val="Hipervnculo"/>
@@ -196,7 +189,7 @@
                 <w:noProof/>
                 <w:webHidden/>
               </w:rPr>
-              <w:instrText xml:space="preserve"> PAGEREF _Toc243475733 \h </w:instrText>
+              <w:instrText xml:space="preserve"> PAGEREF _Toc243486519 \h </w:instrText>
             </w:r>
             <w:r>
               <w:rPr>
@@ -239,7 +232,7 @@
               <w:lang w:eastAsia="es-CL"/>
             </w:rPr>
           </w:pPr>
-          <w:hyperlink w:anchor="_Toc243475734" w:history="1">
+          <w:hyperlink w:anchor="_Toc243486520" w:history="1">
             <w:r>
               <w:rPr>
                 <w:rStyle w:val="Hipervnculo"/>
@@ -268,7 +261,7 @@
                 <w:noProof/>
                 <w:webHidden/>
               </w:rPr>
-              <w:instrText xml:space="preserve"> PAGEREF _Toc243475734 \h </w:instrText>
+              <w:instrText xml:space="preserve"> PAGEREF _Toc243486520 \h </w:instrText>
             </w:r>
             <w:r>
               <w:rPr>
@@ -311,7 +304,7 @@
               <w:lang w:eastAsia="es-CL"/>
             </w:rPr>
           </w:pPr>
-          <w:hyperlink w:anchor="_Toc243475735" w:history="1">
+          <w:hyperlink w:anchor="_Toc243486521" w:history="1">
             <w:r>
               <w:rPr>
                 <w:rStyle w:val="Hipervnculo"/>
@@ -340,7 +333,7 @@
                 <w:noProof/>
                 <w:webHidden/>
               </w:rPr>
-              <w:instrText xml:space="preserve"> PAGEREF _Toc243475735 \h </w:instrText>
+              <w:instrText xml:space="preserve"> PAGEREF _Toc243486521 \h </w:instrText>
             </w:r>
             <w:r>
               <w:rPr>
@@ -383,7 +376,7 @@
               <w:lang w:eastAsia="es-CL"/>
             </w:rPr>
           </w:pPr>
-          <w:hyperlink w:anchor="_Toc243475736" w:history="1">
+          <w:hyperlink w:anchor="_Toc243486522" w:history="1">
             <w:r>
               <w:rPr>
                 <w:rStyle w:val="Hipervnculo"/>
@@ -412,7 +405,7 @@
                 <w:noProof/>
                 <w:webHidden/>
               </w:rPr>
-              <w:instrText xml:space="preserve"> PAGEREF _Toc243475736 \h </w:instrText>
+              <w:instrText xml:space="preserve"> PAGEREF _Toc243486522 \h </w:instrText>
             </w:r>
             <w:r>
               <w:rPr>
@@ -455,7 +448,7 @@
               <w:lang w:eastAsia="es-CL"/>
             </w:rPr>
           </w:pPr>
-          <w:hyperlink w:anchor="_Toc243475737" w:history="1">
+          <w:hyperlink w:anchor="_Toc243486523" w:history="1">
             <w:r>
               <w:rPr>
                 <w:rStyle w:val="Hipervnculo"/>
@@ -484,7 +477,7 @@
                 <w:noProof/>
                 <w:webHidden/>
               </w:rPr>
-              <w:instrText xml:space="preserve"> PAGEREF _Toc243475737 \h </w:instrText>
+              <w:instrText xml:space="preserve"> PAGEREF _Toc243486523 \h </w:instrText>
             </w:r>
             <w:r>
               <w:rPr>
@@ -527,7 +520,7 @@
               <w:lang w:eastAsia="es-CL"/>
             </w:rPr>
           </w:pPr>
-          <w:hyperlink w:anchor="_Toc243475738" w:history="1">
+          <w:hyperlink w:anchor="_Toc243486524" w:history="1">
             <w:r>
               <w:rPr>
                 <w:rStyle w:val="Hipervnculo"/>
@@ -556,7 +549,7 @@
                 <w:noProof/>
                 <w:webHidden/>
               </w:rPr>
-              <w:instrText xml:space="preserve"> PAGEREF _Toc243475738 \h </w:instrText>
+              <w:instrText xml:space="preserve"> PAGEREF _Toc243486524 \h </w:instrText>
             </w:r>
             <w:r>
               <w:rPr>
@@ -609,7 +602,7 @@
           <w:color w:val="auto"/>
         </w:rPr>
       </w:pPr>
-      <w:bookmarkStart w:id="0" w:name="_Toc243475732"/>
+      <w:bookmarkStart w:id="0" w:name="_Toc243486518"/>
       <w:r>
         <w:rPr>
           <w:b/>
@@ -627,13 +620,7 @@
     </w:p>
     <w:p>
       <w:r>
-        <w:t>Se explicará cada sección del programa con el detalle necesario para que el usuario sepa usar cada sección</w:t>
-      </w:r>
-      <w:r>
-        <w:t xml:space="preserve"> de administración</w:t>
-      </w:r>
-      <w:r>
-        <w:t>.</w:t>
+        <w:t>Se explicará cada sección del programa con el detalle necesario para que el usuario sepa usar cada sección de administración.</w:t>
       </w:r>
     </w:p>
     <w:p>
@@ -650,7 +637,7 @@
           <w:color w:val="auto"/>
         </w:rPr>
       </w:pPr>
-      <w:bookmarkStart w:id="1" w:name="_Toc243475733"/>
+      <w:bookmarkStart w:id="1" w:name="_Toc243486519"/>
       <w:r>
         <w:rPr>
           <w:b/>
@@ -732,7 +719,7 @@
           <w:color w:val="auto"/>
         </w:rPr>
       </w:pPr>
-      <w:bookmarkStart w:id="2" w:name="_Toc243475734"/>
+      <w:bookmarkStart w:id="2" w:name="_Toc243486520"/>
       <w:r>
         <w:rPr>
           <w:b/>
@@ -747,20 +734,18 @@
       <w:r>
         <w:t xml:space="preserve">En esta </w:t>
       </w:r>
+      <w:r>
+        <w:t>página</w:t>
+      </w:r>
+      <w:r>
+        <w:t xml:space="preserve"> existen 2 tipos de usuarios, los operadores, que poseen la vista general de la paginas con ciertas trabas y restricciones, el segundo tipo de usuario es el usuario </w:t>
+      </w:r>
       <w:proofErr w:type="spellStart"/>
       <w:r>
-        <w:t>pagina</w:t>
+        <w:t>admin</w:t>
       </w:r>
       <w:proofErr w:type="spellEnd"/>
       <w:r>
-        <w:t xml:space="preserve"> existen 2 tipos de usuarios, los operadores, que poseen la vista general de la paginas con ciertas trabas y restricciones, el segundo tipo de usuario es el usuario </w:t>
-      </w:r>
-      <w:proofErr w:type="spellStart"/>
-      <w:r>
-        <w:t>admin</w:t>
-      </w:r>
-      <w:proofErr w:type="spellEnd"/>
-      <w:r>
         <w:t>, tiene acceso</w:t>
       </w:r>
       <w:r>
@@ -775,6 +760,9 @@
     </w:p>
     <w:p>
       <w:r>
+        <w:rPr>
+          <w:noProof/>
+        </w:rPr>
         <w:drawing>
           <wp:inline distT="0" distB="0" distL="0" distR="0" wp14:anchorId="3A14FDD2" wp14:editId="4C7EB632">
             <wp:extent cx="5612130" cy="488950"/>
@@ -834,7 +822,7 @@
           <w:color w:val="auto"/>
         </w:rPr>
       </w:pPr>
-      <w:bookmarkStart w:id="3" w:name="_Toc243475735"/>
+      <w:bookmarkStart w:id="3" w:name="_Toc243486521"/>
       <w:r>
         <w:rPr>
           <w:b/>
@@ -914,6 +902,9 @@
         </w:drawing>
       </w:r>
       <w:r>
+        <w:rPr>
+          <w:noProof/>
+        </w:rPr>
         <w:drawing>
           <wp:inline distT="0" distB="0" distL="0" distR="0" wp14:anchorId="195DB670" wp14:editId="5E8AFC8C">
             <wp:extent cx="5612130" cy="1144270"/>
@@ -979,7 +970,7 @@
           <w:color w:val="auto"/>
         </w:rPr>
       </w:pPr>
-      <w:bookmarkStart w:id="4" w:name="_Toc243475736"/>
+      <w:bookmarkStart w:id="4" w:name="_Toc243486522"/>
       <w:r>
         <w:rPr>
           <w:b/>
@@ -993,6 +984,9 @@
     </w:p>
     <w:p>
       <w:r>
+        <w:rPr>
+          <w:noProof/>
+        </w:rPr>
         <w:drawing>
           <wp:inline distT="0" distB="0" distL="0" distR="0" wp14:anchorId="1F26E03A" wp14:editId="19D3B81A">
             <wp:extent cx="5612130" cy="3068320"/>
@@ -1036,6 +1030,11 @@
       </w:r>
     </w:p>
     <w:p>
+      <w:r>
+        <w:t>Se indica cuando un material se le añade un rombo de peligrosidad, se puede incrustar esa imagen en el centro del código QR.</w:t>
+      </w:r>
+    </w:p>
+    <w:p>
       <w:pPr>
         <w:pStyle w:val="Ttulo1"/>
         <w:rPr>
@@ -1044,7 +1043,7 @@
           <w:color w:val="auto"/>
         </w:rPr>
       </w:pPr>
-      <w:bookmarkStart w:id="5" w:name="_Toc243475737"/>
+      <w:bookmarkStart w:id="5" w:name="_Toc243486523"/>
       <w:r>
         <w:rPr>
           <w:b/>
@@ -1057,6 +1056,9 @@
     </w:p>
     <w:p>
       <w:r>
+        <w:rPr>
+          <w:noProof/>
+        </w:rPr>
         <w:drawing>
           <wp:inline distT="0" distB="0" distL="0" distR="0" wp14:anchorId="3E600E9E" wp14:editId="28EB0426">
             <wp:extent cx="5612130" cy="1302385"/>
@@ -1096,7 +1098,11 @@
     </w:p>
     <w:p>
       <w:r>
-        <w:t>La sección esta diseñada para generar una planilla de gastos mensuales de la empresa con datos de boletas, esta planilla de diseño en conjunto a un contador auditor, los datos añadidos se pueden procesar y descargar una planilla, también se puede descargar datos sin procesar para poder, ya sea cargar datos sin generar una planilla incompleta por si se tiene que pausar esta actividad, o por si se quiere ayudar ingresando boletas desde otro PC.</w:t>
+        <w:t xml:space="preserve">La sección esta diseñada para generar una planilla de gastos mensuales de la empresa con datos de boletas, esta planilla de diseño en conjunto a un contador auditor, los datos añadidos se pueden procesar y descargar una planilla, también se puede descargar datos sin procesar para poder, ya sea cargar datos sin generar una </w:t>
+      </w:r>
+      <w:r>
+        <w:lastRenderedPageBreak/>
+        <w:t>planilla incompleta por si se tiene que pausar esta actividad, o por si se quiere ayudar ingresando boletas desde otro PC.</w:t>
       </w:r>
     </w:p>
     <w:p>
@@ -1108,20 +1114,22 @@
           <w:color w:val="auto"/>
         </w:rPr>
       </w:pPr>
-      <w:bookmarkStart w:id="6" w:name="_Toc243475738"/>
+      <w:bookmarkStart w:id="6" w:name="_Toc243486524"/>
       <w:r>
         <w:rPr>
           <w:b/>
           <w:bCs/>
           <w:color w:val="auto"/>
         </w:rPr>
-        <w:lastRenderedPageBreak/>
         <w:t>Auditoria</w:t>
       </w:r>
       <w:bookmarkEnd w:id="6"/>
     </w:p>
     <w:p>
       <w:r>
+        <w:rPr>
+          <w:noProof/>
+        </w:rPr>
         <w:drawing>
           <wp:inline distT="0" distB="0" distL="0" distR="0" wp14:anchorId="5B838ADF" wp14:editId="1A61E4FE">
             <wp:extent cx="5612130" cy="1395730"/>

--- a/manual de uso/Manual de uso administracion.docx
+++ b/manual de uso/Manual de uso administracion.docx
@@ -7,13 +7,8 @@
         <w:pStyle w:val="Ttulo"/>
       </w:pPr>
       <w:r>
-        <w:t xml:space="preserve">Manual de uso para administración para sistema de inventario y generación de planillas </w:t>
-      </w:r>
-      <w:proofErr w:type="spellStart"/>
-      <w:r>
-        <w:t>Berfre</w:t>
-      </w:r>
-      <w:proofErr w:type="spellEnd"/>
+        <w:t>Manual de uso para administración para sistema de inventario y generación de planillas Berfre</w:t>
+      </w:r>
     </w:p>
     <w:p>
       <w:pPr>
@@ -687,15 +682,7 @@
         </w:numPr>
       </w:pPr>
       <w:r>
-        <w:t xml:space="preserve">La base de datos al estar en su capa gratuita tiene un límite de espacio permitido, que una </w:t>
-      </w:r>
-      <w:proofErr w:type="spellStart"/>
-      <w:r>
-        <w:t>ve</w:t>
-      </w:r>
-      <w:proofErr w:type="spellEnd"/>
-      <w:r>
-        <w:t xml:space="preserve"> se pase comenzara a exigir un pago para ampliarse, estar atento con lo que se suba para evitar llegar a ese límite de 500MB.</w:t>
+        <w:t>La base de datos al estar en su capa gratuita tiene un límite de espacio permitido, que una ve se pase comenzara a exigir un pago para ampliarse, estar atento con lo que se suba para evitar llegar a ese límite de 500MB.</w:t>
       </w:r>
     </w:p>
     <w:p>
@@ -738,15 +725,7 @@
         <w:t>página</w:t>
       </w:r>
       <w:r>
-        <w:t xml:space="preserve"> existen 2 tipos de usuarios, los operadores, que poseen la vista general de la paginas con ciertas trabas y restricciones, el segundo tipo de usuario es el usuario </w:t>
-      </w:r>
-      <w:proofErr w:type="spellStart"/>
-      <w:r>
-        <w:t>admin</w:t>
-      </w:r>
-      <w:proofErr w:type="spellEnd"/>
-      <w:r>
-        <w:t>, tiene acceso</w:t>
+        <w:t xml:space="preserve"> existen 2 tipos de usuarios, los operadores, que poseen la vista general de la paginas con ciertas trabas y restricciones, el segundo tipo de usuario es el usuario admin, tiene acceso</w:t>
       </w:r>
       <w:r>
         <w:t xml:space="preserve"> todas las funcionalidades que tiene acceso el operador sin tantas restricciones y trabas,</w:t>
@@ -802,15 +781,7 @@
     </w:p>
     <w:p>
       <w:r>
-        <w:t xml:space="preserve">Se diferencia un usuario operador y un usuario </w:t>
-      </w:r>
-      <w:proofErr w:type="spellStart"/>
-      <w:r>
-        <w:t>admin</w:t>
-      </w:r>
-      <w:proofErr w:type="spellEnd"/>
-      <w:r>
-        <w:t xml:space="preserve"> por cuantos botones aparecen en su barra de navegación.</w:t>
+        <w:t>Se diferencia un usuario operador y un usuario admin por cuantos botones aparecen en su barra de navegación.</w:t>
       </w:r>
     </w:p>
     <w:p>
@@ -950,15 +921,7 @@
         <w:t>todos los usuarios permitidos</w:t>
       </w:r>
       <w:r>
-        <w:t xml:space="preserve">, pudiendo crear nuevos usuarios o gestionar a los existentes, a los usuarios existentes se le puede cambiar el rol a 3 estado, operador (usuario general), </w:t>
-      </w:r>
-      <w:proofErr w:type="spellStart"/>
-      <w:r>
-        <w:t>admin</w:t>
-      </w:r>
-      <w:proofErr w:type="spellEnd"/>
-      <w:r>
-        <w:t xml:space="preserve"> (dándole privilegios de administrador) y desactivado (quitándole acceso a la página sin eliminar su cuenta), además de poder cambiar la contraseña de los usuarios.</w:t>
+        <w:t>, pudiendo crear nuevos usuarios o gestionar a los existentes, a los usuarios existentes se le puede cambiar el rol a 3 estado, operador (usuario general), admin (dándole privilegios de administrador) y desactivado (quitándole acceso a la página sin eliminar su cuenta), además de poder cambiar la contraseña de los usuarios.</w:t>
       </w:r>
     </w:p>
     <w:p>
@@ -1170,13 +1133,16 @@
         <w:br/>
         <w:t xml:space="preserve">En esta sección se puede hacer un seguimiento de los cambios que se realizan en </w:t>
       </w:r>
-      <w:proofErr w:type="gramStart"/>
-      <w:r>
-        <w:t>los folio</w:t>
-      </w:r>
-      <w:proofErr w:type="gramEnd"/>
+      <w:r>
+        <w:t>los folios</w:t>
+      </w:r>
       <w:r>
         <w:t xml:space="preserve"> de bitácoras de camiones, estos cambios se pueden filtrar por fecha, usuario y tipo de cambio, se pueden ver datos específicos de cada folio presionando encima de ellos.</w:t>
+      </w:r>
+    </w:p>
+    <w:p>
+      <w:r>
+        <w:t>En esta sección de auditoria también se pueden ver los cambios realizados a las planillas de ventas, carga de orden, edición de ordenes y descarga de planillas y quien realizo estas acciones, pudiendo filtrar por fechas, usuario o acciones específicas, también hay una sección donde salen los cambios hechos a una planilla especifica.</w:t>
       </w:r>
     </w:p>
     <w:sectPr>

--- a/manual de uso/Manual de uso administracion.docx
+++ b/manual de uso/Manual de uso administracion.docx
@@ -7,8 +7,13 @@
         <w:pStyle w:val="Ttulo"/>
       </w:pPr>
       <w:r>
-        <w:t>Manual de uso para administración para sistema de inventario y generación de planillas Berfre</w:t>
-      </w:r>
+        <w:t xml:space="preserve">Manual de uso para administración para sistema de inventario y generación de planillas </w:t>
+      </w:r>
+      <w:proofErr w:type="spellStart"/>
+      <w:r>
+        <w:t>Berfre</w:t>
+      </w:r>
+      <w:proofErr w:type="spellEnd"/>
     </w:p>
     <w:p>
       <w:pPr>
@@ -620,7 +625,15 @@
     </w:p>
     <w:p>
       <w:r>
-        <w:t>Vista de administrador tiene mas posibilidades que una de operador (general).</w:t>
+        <w:t xml:space="preserve">Vista de administrador tiene </w:t>
+      </w:r>
+      <w:proofErr w:type="spellStart"/>
+      <w:r>
+        <w:t>mas</w:t>
+      </w:r>
+      <w:proofErr w:type="spellEnd"/>
+      <w:r>
+        <w:t xml:space="preserve"> posibilidades que una de operador (general).</w:t>
       </w:r>
     </w:p>
     <w:p>
@@ -682,7 +695,15 @@
         </w:numPr>
       </w:pPr>
       <w:r>
-        <w:t>La base de datos al estar en su capa gratuita tiene un límite de espacio permitido, que una ve se pase comenzara a exigir un pago para ampliarse, estar atento con lo que se suba para evitar llegar a ese límite de 500MB.</w:t>
+        <w:t xml:space="preserve">La base de datos al estar en su capa gratuita tiene un límite de espacio permitido, que una </w:t>
+      </w:r>
+      <w:proofErr w:type="spellStart"/>
+      <w:r>
+        <w:t>ve</w:t>
+      </w:r>
+      <w:proofErr w:type="spellEnd"/>
+      <w:r>
+        <w:t xml:space="preserve"> se pase comenzara a exigir un pago para ampliarse, estar atento con lo que se suba para evitar llegar a ese límite de 500MB.</w:t>
       </w:r>
     </w:p>
     <w:p>
@@ -725,7 +746,15 @@
         <w:t>página</w:t>
       </w:r>
       <w:r>
-        <w:t xml:space="preserve"> existen 2 tipos de usuarios, los operadores, que poseen la vista general de la paginas con ciertas trabas y restricciones, el segundo tipo de usuario es el usuario admin, tiene acceso</w:t>
+        <w:t xml:space="preserve"> existen 2 tipos de usuarios, los operadores, que poseen la vista general de la paginas con ciertas trabas y restricciones, el segundo tipo de usuario es el usuario </w:t>
+      </w:r>
+      <w:proofErr w:type="spellStart"/>
+      <w:r>
+        <w:t>admin</w:t>
+      </w:r>
+      <w:proofErr w:type="spellEnd"/>
+      <w:r>
+        <w:t>, tiene acceso</w:t>
       </w:r>
       <w:r>
         <w:t xml:space="preserve"> todas las funcionalidades que tiene acceso el operador sin tantas restricciones y trabas,</w:t>
@@ -781,7 +810,15 @@
     </w:p>
     <w:p>
       <w:r>
-        <w:t>Se diferencia un usuario operador y un usuario admin por cuantos botones aparecen en su barra de navegación.</w:t>
+        <w:t xml:space="preserve">Se diferencia un usuario operador y un usuario </w:t>
+      </w:r>
+      <w:proofErr w:type="spellStart"/>
+      <w:r>
+        <w:t>admin</w:t>
+      </w:r>
+      <w:proofErr w:type="spellEnd"/>
+      <w:r>
+        <w:t xml:space="preserve"> por cuantos botones aparecen en su barra de navegación.</w:t>
       </w:r>
     </w:p>
     <w:p>
@@ -921,7 +958,15 @@
         <w:t>todos los usuarios permitidos</w:t>
       </w:r>
       <w:r>
-        <w:t>, pudiendo crear nuevos usuarios o gestionar a los existentes, a los usuarios existentes se le puede cambiar el rol a 3 estado, operador (usuario general), admin (dándole privilegios de administrador) y desactivado (quitándole acceso a la página sin eliminar su cuenta), además de poder cambiar la contraseña de los usuarios.</w:t>
+        <w:t xml:space="preserve">, pudiendo crear nuevos usuarios o gestionar a los existentes, a los usuarios existentes se le puede cambiar el rol a 3 estado, operador (usuario general), </w:t>
+      </w:r>
+      <w:proofErr w:type="spellStart"/>
+      <w:r>
+        <w:t>admin</w:t>
+      </w:r>
+      <w:proofErr w:type="spellEnd"/>
+      <w:r>
+        <w:t xml:space="preserve"> (dándole privilegios de administrador) y desactivado (quitándole acceso a la página sin eliminar su cuenta), además de poder cambiar la contraseña de los usuarios.</w:t>
       </w:r>
     </w:p>
     <w:p>
@@ -1061,11 +1106,27 @@
     </w:p>
     <w:p>
       <w:r>
-        <w:t xml:space="preserve">La sección esta diseñada para generar una planilla de gastos mensuales de la empresa con datos de boletas, esta planilla de diseño en conjunto a un contador auditor, los datos añadidos se pueden procesar y descargar una planilla, también se puede descargar datos sin procesar para poder, ya sea cargar datos sin generar una </w:t>
+        <w:t xml:space="preserve">La sección </w:t>
+      </w:r>
+      <w:proofErr w:type="spellStart"/>
+      <w:r>
+        <w:t>esta</w:t>
+      </w:r>
+      <w:proofErr w:type="spellEnd"/>
+      <w:r>
+        <w:t xml:space="preserve"> diseñada para generar una planilla de gastos mensuales de la empresa con datos de boletas, esta planilla de diseño en conjunto a un contador auditor, los datos añadidos se pueden procesar y descargar una planilla, también se puede descargar datos sin procesar para poder, ya sea cargar datos sin generar una </w:t>
       </w:r>
       <w:r>
         <w:lastRenderedPageBreak/>
-        <w:t>planilla incompleta por si se tiene que pausar esta actividad, o por si se quiere ayudar ingresando boletas desde otro PC.</w:t>
+        <w:t xml:space="preserve">planilla incompleta por si se tiene que </w:t>
+      </w:r>
+      <w:proofErr w:type="spellStart"/>
+      <w:r>
+        <w:t>pausar</w:t>
+      </w:r>
+      <w:proofErr w:type="spellEnd"/>
+      <w:r>
+        <w:t xml:space="preserve"> esta actividad, o por si se quiere ayudar ingresando boletas desde otro PC.</w:t>
       </w:r>
     </w:p>
     <w:p>
@@ -1142,7 +1203,18 @@
     </w:p>
     <w:p>
       <w:r>
-        <w:t>En esta sección de auditoria también se pueden ver los cambios realizados a las planillas de ventas, carga de orden, edición de ordenes y descarga de planillas y quien realizo estas acciones, pudiendo filtrar por fechas, usuario o acciones específicas, también hay una sección donde salen los cambios hechos a una planilla especifica.</w:t>
+        <w:t xml:space="preserve">En esta sección de auditoria también se pueden ver los cambios realizados a las planillas de ventas, carga de orden, edición de </w:t>
+      </w:r>
+      <w:r>
+        <w:t>órdenes</w:t>
+      </w:r>
+      <w:r>
+        <w:t xml:space="preserve"> y descarga de planillas y quien realizo estas acciones, pudiendo filtrar por fechas, usuario o acciones específicas, también hay una sección donde salen los cambios hechos a una planilla especifica.</w:t>
+      </w:r>
+    </w:p>
+    <w:p>
+      <w:r>
+        <w:t>También se pueden llegar a ver cambios que se realizan en la sección de usuarios, se puede ver los usuarios creados, usuarios eliminados, contraseñas cambiadas y cambios de roles, además de mostrar quien efectuó esos cambios.</w:t>
       </w:r>
     </w:p>
     <w:sectPr>

--- a/manual de uso/Manual de uso administracion.docx
+++ b/manual de uso/Manual de uso administracion.docx
@@ -88,7 +88,7 @@
           <w:r>
             <w:fldChar w:fldCharType="separate"/>
           </w:r>
-          <w:hyperlink w:anchor="_Toc243486518" w:history="1">
+          <w:hyperlink w:anchor="_Toc243990732" w:history="1">
             <w:r>
               <w:rPr>
                 <w:rStyle w:val="Hipervnculo"/>
@@ -117,7 +117,7 @@
                 <w:noProof/>
                 <w:webHidden/>
               </w:rPr>
-              <w:instrText xml:space="preserve"> PAGEREF _Toc243486518 \h </w:instrText>
+              <w:instrText xml:space="preserve"> PAGEREF _Toc243990732 \h </w:instrText>
             </w:r>
             <w:r>
               <w:rPr>
@@ -160,7 +160,7 @@
               <w:lang w:eastAsia="es-CL"/>
             </w:rPr>
           </w:pPr>
-          <w:hyperlink w:anchor="_Toc243486519" w:history="1">
+          <w:hyperlink w:anchor="_Toc243990733" w:history="1">
             <w:r>
               <w:rPr>
                 <w:rStyle w:val="Hipervnculo"/>
@@ -189,7 +189,7 @@
                 <w:noProof/>
                 <w:webHidden/>
               </w:rPr>
-              <w:instrText xml:space="preserve"> PAGEREF _Toc243486519 \h </w:instrText>
+              <w:instrText xml:space="preserve"> PAGEREF _Toc243990733 \h </w:instrText>
             </w:r>
             <w:r>
               <w:rPr>
@@ -232,7 +232,7 @@
               <w:lang w:eastAsia="es-CL"/>
             </w:rPr>
           </w:pPr>
-          <w:hyperlink w:anchor="_Toc243486520" w:history="1">
+          <w:hyperlink w:anchor="_Toc243990734" w:history="1">
             <w:r>
               <w:rPr>
                 <w:rStyle w:val="Hipervnculo"/>
@@ -261,7 +261,7 @@
                 <w:noProof/>
                 <w:webHidden/>
               </w:rPr>
-              <w:instrText xml:space="preserve"> PAGEREF _Toc243486520 \h </w:instrText>
+              <w:instrText xml:space="preserve"> PAGEREF _Toc243990734 \h </w:instrText>
             </w:r>
             <w:r>
               <w:rPr>
@@ -304,7 +304,7 @@
               <w:lang w:eastAsia="es-CL"/>
             </w:rPr>
           </w:pPr>
-          <w:hyperlink w:anchor="_Toc243486521" w:history="1">
+          <w:hyperlink w:anchor="_Toc243990735" w:history="1">
             <w:r>
               <w:rPr>
                 <w:rStyle w:val="Hipervnculo"/>
@@ -312,7 +312,7 @@
                 <w:bCs/>
                 <w:noProof/>
               </w:rPr>
-              <w:t>Gestión de usuario</w:t>
+              <w:t>Buzón</w:t>
             </w:r>
             <w:r>
               <w:rPr>
@@ -333,7 +333,7 @@
                 <w:noProof/>
                 <w:webHidden/>
               </w:rPr>
-              <w:instrText xml:space="preserve"> PAGEREF _Toc243486521 \h </w:instrText>
+              <w:instrText xml:space="preserve"> PAGEREF _Toc243990735 \h </w:instrText>
             </w:r>
             <w:r>
               <w:rPr>
@@ -353,7 +353,7 @@
                 <w:noProof/>
                 <w:webHidden/>
               </w:rPr>
-              <w:t>2</w:t>
+              <w:t>3</w:t>
             </w:r>
             <w:r>
               <w:rPr>
@@ -376,7 +376,7 @@
               <w:lang w:eastAsia="es-CL"/>
             </w:rPr>
           </w:pPr>
-          <w:hyperlink w:anchor="_Toc243486522" w:history="1">
+          <w:hyperlink w:anchor="_Toc243990736" w:history="1">
             <w:r>
               <w:rPr>
                 <w:rStyle w:val="Hipervnculo"/>
@@ -384,7 +384,7 @@
                 <w:bCs/>
                 <w:noProof/>
               </w:rPr>
-              <w:t>Generación de QR</w:t>
+              <w:t>Gestión de usuario</w:t>
             </w:r>
             <w:r>
               <w:rPr>
@@ -405,7 +405,7 @@
                 <w:noProof/>
                 <w:webHidden/>
               </w:rPr>
-              <w:instrText xml:space="preserve"> PAGEREF _Toc243486522 \h </w:instrText>
+              <w:instrText xml:space="preserve"> PAGEREF _Toc243990736 \h </w:instrText>
             </w:r>
             <w:r>
               <w:rPr>
@@ -448,7 +448,7 @@
               <w:lang w:eastAsia="es-CL"/>
             </w:rPr>
           </w:pPr>
-          <w:hyperlink w:anchor="_Toc243486523" w:history="1">
+          <w:hyperlink w:anchor="_Toc243990737" w:history="1">
             <w:r>
               <w:rPr>
                 <w:rStyle w:val="Hipervnculo"/>
@@ -456,7 +456,7 @@
                 <w:bCs/>
                 <w:noProof/>
               </w:rPr>
-              <w:t>Planilla de gastos</w:t>
+              <w:t>Generación de QR</w:t>
             </w:r>
             <w:r>
               <w:rPr>
@@ -477,7 +477,7 @@
                 <w:noProof/>
                 <w:webHidden/>
               </w:rPr>
-              <w:instrText xml:space="preserve"> PAGEREF _Toc243486523 \h </w:instrText>
+              <w:instrText xml:space="preserve"> PAGEREF _Toc243990737 \h </w:instrText>
             </w:r>
             <w:r>
               <w:rPr>
@@ -497,7 +497,7 @@
                 <w:noProof/>
                 <w:webHidden/>
               </w:rPr>
-              <w:t>3</w:t>
+              <w:t>4</w:t>
             </w:r>
             <w:r>
               <w:rPr>
@@ -520,7 +520,7 @@
               <w:lang w:eastAsia="es-CL"/>
             </w:rPr>
           </w:pPr>
-          <w:hyperlink w:anchor="_Toc243486524" w:history="1">
+          <w:hyperlink w:anchor="_Toc243990738" w:history="1">
             <w:r>
               <w:rPr>
                 <w:rStyle w:val="Hipervnculo"/>
@@ -528,6 +528,78 @@
                 <w:bCs/>
                 <w:noProof/>
               </w:rPr>
+              <w:t>Planilla de gastos</w:t>
+            </w:r>
+            <w:r>
+              <w:rPr>
+                <w:noProof/>
+                <w:webHidden/>
+              </w:rPr>
+              <w:tab/>
+            </w:r>
+            <w:r>
+              <w:rPr>
+                <w:noProof/>
+                <w:webHidden/>
+              </w:rPr>
+              <w:fldChar w:fldCharType="begin"/>
+            </w:r>
+            <w:r>
+              <w:rPr>
+                <w:noProof/>
+                <w:webHidden/>
+              </w:rPr>
+              <w:instrText xml:space="preserve"> PAGEREF _Toc243990738 \h </w:instrText>
+            </w:r>
+            <w:r>
+              <w:rPr>
+                <w:noProof/>
+                <w:webHidden/>
+              </w:rPr>
+            </w:r>
+            <w:r>
+              <w:rPr>
+                <w:noProof/>
+                <w:webHidden/>
+              </w:rPr>
+              <w:fldChar w:fldCharType="separate"/>
+            </w:r>
+            <w:r>
+              <w:rPr>
+                <w:noProof/>
+                <w:webHidden/>
+              </w:rPr>
+              <w:t>4</w:t>
+            </w:r>
+            <w:r>
+              <w:rPr>
+                <w:noProof/>
+                <w:webHidden/>
+              </w:rPr>
+              <w:fldChar w:fldCharType="end"/>
+            </w:r>
+          </w:hyperlink>
+        </w:p>
+        <w:p>
+          <w:pPr>
+            <w:pStyle w:val="TDC1"/>
+            <w:tabs>
+              <w:tab w:val="right" w:leader="dot" w:pos="8828"/>
+            </w:tabs>
+            <w:rPr>
+              <w:rFonts w:eastAsiaTheme="minorEastAsia"/>
+              <w:noProof/>
+              <w:lang w:eastAsia="es-CL"/>
+            </w:rPr>
+          </w:pPr>
+          <w:hyperlink w:anchor="_Toc243990739" w:history="1">
+            <w:r>
+              <w:rPr>
+                <w:rStyle w:val="Hipervnculo"/>
+                <w:b/>
+                <w:bCs/>
+                <w:noProof/>
+              </w:rPr>
               <w:t>Auditoria</w:t>
             </w:r>
             <w:r>
@@ -549,7 +621,7 @@
                 <w:noProof/>
                 <w:webHidden/>
               </w:rPr>
-              <w:instrText xml:space="preserve"> PAGEREF _Toc243486524 \h </w:instrText>
+              <w:instrText xml:space="preserve"> PAGEREF _Toc243990739 \h </w:instrText>
             </w:r>
             <w:r>
               <w:rPr>
@@ -569,7 +641,7 @@
                 <w:noProof/>
                 <w:webHidden/>
               </w:rPr>
-              <w:t>4</w:t>
+              <w:t>5</w:t>
             </w:r>
             <w:r>
               <w:rPr>
@@ -602,7 +674,7 @@
           <w:color w:val="auto"/>
         </w:rPr>
       </w:pPr>
-      <w:bookmarkStart w:id="0" w:name="_Toc243486518"/>
+      <w:bookmarkStart w:id="0" w:name="_Toc243990732"/>
       <w:r>
         <w:rPr>
           <w:b/>
@@ -645,7 +717,7 @@
           <w:color w:val="auto"/>
         </w:rPr>
       </w:pPr>
-      <w:bookmarkStart w:id="1" w:name="_Toc243486519"/>
+      <w:bookmarkStart w:id="1" w:name="_Toc243990733"/>
       <w:r>
         <w:rPr>
           <w:b/>
@@ -727,7 +799,7 @@
           <w:color w:val="auto"/>
         </w:rPr>
       </w:pPr>
-      <w:bookmarkStart w:id="2" w:name="_Toc243486520"/>
+      <w:bookmarkStart w:id="2" w:name="_Toc243990734"/>
       <w:r>
         <w:rPr>
           <w:b/>
@@ -830,7 +902,93 @@
           <w:color w:val="auto"/>
         </w:rPr>
       </w:pPr>
-      <w:bookmarkStart w:id="3" w:name="_Toc243486521"/>
+      <w:bookmarkStart w:id="3" w:name="_Toc243990735"/>
+      <w:r>
+        <w:rPr>
+          <w:b/>
+          <w:bCs/>
+          <w:color w:val="auto"/>
+        </w:rPr>
+        <w:lastRenderedPageBreak/>
+        <w:t>Buz</w:t>
+      </w:r>
+      <w:r>
+        <w:rPr>
+          <w:b/>
+          <w:bCs/>
+          <w:color w:val="auto"/>
+        </w:rPr>
+        <w:t>ó</w:t>
+      </w:r>
+      <w:r>
+        <w:rPr>
+          <w:b/>
+          <w:bCs/>
+          <w:color w:val="auto"/>
+        </w:rPr>
+        <w:t>n</w:t>
+      </w:r>
+      <w:bookmarkEnd w:id="3"/>
+    </w:p>
+    <w:p>
+      <w:r>
+        <w:drawing>
+          <wp:inline distT="0" distB="0" distL="0" distR="0" wp14:anchorId="23CAF552" wp14:editId="3FA65949">
+            <wp:extent cx="5612130" cy="2583180"/>
+            <wp:effectExtent l="0" t="0" r="7620" b="7620"/>
+            <wp:docPr id="1633798986" name="Imagen 1"/>
+            <wp:cNvGraphicFramePr>
+              <a:graphicFrameLocks xmlns:a="http://schemas.openxmlformats.org/drawingml/2006/main" noChangeAspect="1"/>
+            </wp:cNvGraphicFramePr>
+            <a:graphic xmlns:a="http://schemas.openxmlformats.org/drawingml/2006/main">
+              <a:graphicData uri="http://schemas.openxmlformats.org/drawingml/2006/picture">
+                <pic:pic xmlns:pic="http://schemas.openxmlformats.org/drawingml/2006/picture">
+                  <pic:nvPicPr>
+                    <pic:cNvPr id="1633798986" name=""/>
+                    <pic:cNvPicPr/>
+                  </pic:nvPicPr>
+                  <pic:blipFill>
+                    <a:blip r:embed="rId7"/>
+                    <a:stretch>
+                      <a:fillRect/>
+                    </a:stretch>
+                  </pic:blipFill>
+                  <pic:spPr>
+                    <a:xfrm>
+                      <a:off x="0" y="0"/>
+                      <a:ext cx="5612130" cy="2583180"/>
+                    </a:xfrm>
+                    <a:prstGeom prst="rect">
+                      <a:avLst/>
+                    </a:prstGeom>
+                  </pic:spPr>
+                </pic:pic>
+              </a:graphicData>
+            </a:graphic>
+          </wp:inline>
+        </w:drawing>
+      </w:r>
+    </w:p>
+    <w:p>
+      <w:r>
+        <w:t>La sección de buzón es diferente en la vista de administrador y en la vista de operador.</w:t>
+      </w:r>
+    </w:p>
+    <w:p>
+      <w:r>
+        <w:t>Se reciben los mensajes enviados por los operadores para hacer trazabilidad con ellos y si se esta revisando o no un problema, pudiendo mover los mensajes entre los 3 estados, sin revisar, revisando y cerrado, los mensajes vienen con nivel de urgencia para tener en cuenta cual priorizar, leve, medio, alto y urgente. Los mensajes cerrados se pueden eliminar si se estima conveniente.</w:t>
+      </w:r>
+    </w:p>
+    <w:p>
+      <w:pPr>
+        <w:pStyle w:val="Ttulo1"/>
+        <w:rPr>
+          <w:b/>
+          <w:bCs/>
+          <w:color w:val="auto"/>
+        </w:rPr>
+      </w:pPr>
+      <w:bookmarkStart w:id="4" w:name="_Toc243990736"/>
       <w:r>
         <w:rPr>
           <w:b/>
@@ -839,7 +997,7 @@
         </w:rPr>
         <w:t>Gestión de usuario</w:t>
       </w:r>
-      <w:bookmarkEnd w:id="3"/>
+      <w:bookmarkEnd w:id="4"/>
     </w:p>
     <w:p>
       <w:r>
@@ -872,7 +1030,7 @@
                     </pic:cNvPicPr>
                   </pic:nvPicPr>
                   <pic:blipFill>
-                    <a:blip r:embed="rId7" cstate="print">
+                    <a:blip r:embed="rId8" cstate="print">
                       <a:extLst>
                         <a:ext uri="{28A0092B-C50C-407E-A947-70E740481C1C}">
                           <a14:useLocalDpi xmlns:a14="http://schemas.microsoft.com/office/drawing/2010/main" val="0"/>
@@ -929,7 +1087,7 @@
                     <pic:cNvPicPr/>
                   </pic:nvPicPr>
                   <pic:blipFill>
-                    <a:blip r:embed="rId8"/>
+                    <a:blip r:embed="rId9"/>
                     <a:stretch>
                       <a:fillRect/>
                     </a:stretch>
@@ -978,7 +1136,7 @@
           <w:color w:val="auto"/>
         </w:rPr>
       </w:pPr>
-      <w:bookmarkStart w:id="4" w:name="_Toc243486522"/>
+      <w:bookmarkStart w:id="5" w:name="_Toc243990737"/>
       <w:r>
         <w:rPr>
           <w:b/>
@@ -988,7 +1146,7 @@
         <w:lastRenderedPageBreak/>
         <w:t>Generación de QR</w:t>
       </w:r>
-      <w:bookmarkEnd w:id="4"/>
+      <w:bookmarkEnd w:id="5"/>
     </w:p>
     <w:p>
       <w:r>
@@ -1011,7 +1169,7 @@
                     <pic:cNvPicPr/>
                   </pic:nvPicPr>
                   <pic:blipFill>
-                    <a:blip r:embed="rId9"/>
+                    <a:blip r:embed="rId10"/>
                     <a:stretch>
                       <a:fillRect/>
                     </a:stretch>
@@ -1051,7 +1209,7 @@
           <w:color w:val="auto"/>
         </w:rPr>
       </w:pPr>
-      <w:bookmarkStart w:id="5" w:name="_Toc243486523"/>
+      <w:bookmarkStart w:id="6" w:name="_Toc243990738"/>
       <w:r>
         <w:rPr>
           <w:b/>
@@ -1060,7 +1218,7 @@
         </w:rPr>
         <w:t>Planilla de gastos</w:t>
       </w:r>
-      <w:bookmarkEnd w:id="5"/>
+      <w:bookmarkEnd w:id="6"/>
     </w:p>
     <w:p>
       <w:r>
@@ -1083,7 +1241,7 @@
                     <pic:cNvPicPr/>
                   </pic:nvPicPr>
                   <pic:blipFill>
-                    <a:blip r:embed="rId10"/>
+                    <a:blip r:embed="rId11"/>
                     <a:stretch>
                       <a:fillRect/>
                     </a:stretch>
@@ -1138,7 +1296,7 @@
           <w:color w:val="auto"/>
         </w:rPr>
       </w:pPr>
-      <w:bookmarkStart w:id="6" w:name="_Toc243486524"/>
+      <w:bookmarkStart w:id="7" w:name="_Toc243990739"/>
       <w:r>
         <w:rPr>
           <w:b/>
@@ -1147,7 +1305,7 @@
         </w:rPr>
         <w:t>Auditoria</w:t>
       </w:r>
-      <w:bookmarkEnd w:id="6"/>
+      <w:bookmarkEnd w:id="7"/>
     </w:p>
     <w:p>
       <w:r>
@@ -1170,7 +1328,7 @@
                     <pic:cNvPicPr/>
                   </pic:nvPicPr>
                   <pic:blipFill>
-                    <a:blip r:embed="rId11"/>
+                    <a:blip r:embed="rId12"/>
                     <a:stretch>
                       <a:fillRect/>
                     </a:stretch>

--- a/manual de uso/Manual de uso administracion.docx
+++ b/manual de uso/Manual de uso administracion.docx
@@ -932,6 +932,9 @@
     </w:p>
     <w:p>
       <w:r>
+        <w:rPr>
+          <w:noProof/>
+        </w:rPr>
         <w:drawing>
           <wp:inline distT="0" distB="0" distL="0" distR="0" wp14:anchorId="23CAF552" wp14:editId="3FA65949">
             <wp:extent cx="5612130" cy="2583180"/>
@@ -976,7 +979,19 @@
     </w:p>
     <w:p>
       <w:r>
-        <w:t>Se reciben los mensajes enviados por los operadores para hacer trazabilidad con ellos y si se esta revisando o no un problema, pudiendo mover los mensajes entre los 3 estados, sin revisar, revisando y cerrado, los mensajes vienen con nivel de urgencia para tener en cuenta cual priorizar, leve, medio, alto y urgente. Los mensajes cerrados se pueden eliminar si se estima conveniente.</w:t>
+        <w:t>Se reciben los mensajes enviados por los operadores para hacer trazabilidad con ellos y si se esta revisando o no un problema, pudiendo mover los mensajes entre los 3 estados, sin revisar, revisando y cerrado, los mensajes vienen con nivel de urgencia para tener en cuenta cual priorizar, leve, medio, alto y urgente</w:t>
+      </w:r>
+      <w:r>
+        <w:t>. Estos mensajes se pueden responder para lograr una comunicación activa para mantener visible el estado del problema o pedir más información</w:t>
+      </w:r>
+      <w:r>
+        <w:t>. Los mensajes cerrados se pueden eliminar si se estima conveniente</w:t>
+      </w:r>
+      <w:r>
+        <w:t xml:space="preserve"> y ya no se pueden seguir contestando</w:t>
+      </w:r>
+      <w:r>
+        <w:t>.</w:t>
       </w:r>
     </w:p>
     <w:p>
